--- a/word_reports/LP_0408_위치_487_Disco Mix vol.2_Disco Mix.docx
+++ b/word_reports/LP_0408_위치_487_Disco Mix vol.2_Disco Mix.docx
@@ -4,7 +4,7 @@
   <w:body>
     <w:p>
       <w:pPr>
-        <w:spacing w:after="280"/>
+        <w:spacing w:after="80"/>
       </w:pPr>
       <w:r>
         <w:rPr w:rFonts="맑은 고딕">
@@ -13,94 +13,47 @@
           <w:color w:val="1E3A8A"/>
           <w:sz w:val="30"/>
         </w:rPr>
-        <w:t>[487] Disco Mix vol.2 - Disco Mix vol.2 /45rpm</w:t>
+        <w:t>Disco Mix vol.2 (디스코 믹스 vol.2) - Disco Mix vol.2 /45rpm</w:t>
       </w:r>
     </w:p>
     <w:p>
       <w:pPr>
-        <w:spacing w:after="320"/>
+        <w:spacing w:after="240"/>
       </w:pPr>
       <w:r>
         <w:rPr w:rFonts="맑은 고딕">
           <w:rFonts w:ascii="맑은 고딕" w:hAnsi="맑은 고딕" w:eastAsia="맑은 고딕"/>
           <w:b/>
-          <w:sz w:val="20"/>
+          <w:color w:val="4B5563"/>
+          <w:sz w:val="22"/>
         </w:rPr>
-        <w:t>■ 위치 : 487</w:t>
-        <w:br/>
-      </w:r>
-      <w:r>
-        <w:rPr w:rFonts="맑은 고딕">
-          <w:rFonts w:ascii="맑은 고딕" w:hAnsi="맑은 고딕" w:eastAsia="맑은 고딕"/>
-          <w:b/>
-          <w:sz w:val="20"/>
-        </w:rPr>
-        <w:t>■ 아티스트 : Disco Mix vol.2</w:t>
-        <w:br/>
-      </w:r>
-      <w:r>
-        <w:rPr w:rFonts="맑은 고딕">
-          <w:rFonts w:ascii="맑은 고딕" w:hAnsi="맑은 고딕" w:eastAsia="맑은 고딕"/>
-          <w:b/>
-          <w:sz w:val="20"/>
-        </w:rPr>
-        <w:t>■ 앨범명 : Disco Mix vol.2 /45rpm</w:t>
-        <w:br/>
-      </w:r>
-      <w:r>
-        <w:rPr w:rFonts="맑은 고딕">
-          <w:rFonts w:ascii="맑은 고딕" w:hAnsi="맑은 고딕" w:eastAsia="맑은 고딕"/>
-          <w:b w:val="0"/>
-          <w:sz w:val="20"/>
-        </w:rPr>
-        <w:t>■ 음반 레이블 : Salsoul Records</w:t>
-        <w:br/>
-      </w:r>
-      <w:r>
-        <w:rPr w:rFonts="맑은 고딕">
-          <w:rFonts w:ascii="맑은 고딕" w:hAnsi="맑은 고딕" w:eastAsia="맑은 고딕"/>
-          <w:b w:val="0"/>
-          <w:sz w:val="20"/>
-        </w:rPr>
-        <w:t>■ 발매년도 : 1979</w:t>
-        <w:br/>
-      </w:r>
-      <w:r>
-        <w:rPr w:rFonts="맑은 고딕">
-          <w:rFonts w:ascii="맑은 고딕" w:hAnsi="맑은 고딕" w:eastAsia="맑은 고딕"/>
-          <w:b w:val="0"/>
-          <w:sz w:val="20"/>
-        </w:rPr>
-        <w:t>■ 장르 : 디스코 / 펑크 / 댄스 (Disco / Funk / Dance)</w:t>
-        <w:br/>
-      </w:r>
-      <w:r>
-        <w:rPr w:rFonts="맑은 고딕">
-          <w:rFonts w:ascii="맑은 고딕" w:hAnsi="맑은 고딕" w:eastAsia="맑은 고딕"/>
-          <w:b w:val="0"/>
-          <w:sz w:val="20"/>
-        </w:rPr>
-        <w:t>■ 주요 수록곡 : 1. Loleatta Holloway - Love Sensation (Extended 12" Mix)</w:t>
-        <w:br/>
+        <w:t>위치 :  487</w:t>
       </w:r>
     </w:p>
     <w:p>
       <w:pPr>
-        <w:spacing w:after="160"/>
+        <w:spacing w:line="324" w:lineRule="auto" w:before="80" w:after="160"/>
       </w:pPr>
       <w:r>
         <w:rPr w:rFonts="맑은 고딕">
           <w:rFonts w:ascii="맑은 고딕" w:hAnsi="맑은 고딕" w:eastAsia="맑은 고딕"/>
           <w:b/>
           <w:color w:val="1F2937"/>
-          <w:sz w:val="24"/>
+          <w:sz w:val="22"/>
         </w:rPr>
-        <w:t>■ 음반 해설 및 감상 가이드</w:t>
+        <w:t xml:space="preserve">[음반 소개] </w:t>
+      </w:r>
+      <w:r>
+        <w:rPr w:rFonts="맑은 고딕">
+          <w:rFonts w:ascii="맑은 고딕" w:hAnsi="맑은 고딕" w:eastAsia="맑은 고딕"/>
+          <w:b w:val="0"/>
+          <w:sz w:val="21"/>
+        </w:rPr>
       </w:r>
     </w:p>
     <w:p>
       <w:pPr>
-        <w:spacing w:line="312" w:lineRule="auto" w:after="120"/>
+        <w:spacing w:line="324" w:lineRule="auto" w:after="120"/>
       </w:pPr>
       <w:r>
         <w:rPr w:rFonts="맑은 고딕">
@@ -108,51 +61,516 @@
           <w:b w:val="0"/>
           <w:sz w:val="21"/>
         </w:rPr>
-        <w:t>1970년대 후반, 세계 음악씬을 뜨겁게 달군 디스코 열풍의 중심에는 DJ와 클럽 문화를 위해 특별히 제작된 '12인치 45rpm 맥시 싱글(Maxi-Single)' 포맷이 있었습니다. 본 음반 《Disco Mix vol.2 /45rpm》은 일반적인 33 1/3rpm LP보다 넓은 층의 음골을 사용하여 압도적인 음압과 뛰어난 다이내믹 레인지를 자랑하는 디스코 황금기의 정수를 담아낸 명작 컴필레이션입니다. 오디오필 사운드와 대중적인 댄스 뮤직의 완벽한 결합을 보여주는 대표적인 컬렉터스 아이템입니다.</w:t>
+        <w:t>1970년대 후반과 80년대 초반, 전 세계의 밤을 찬란한 빛과 열기로 물들였던 디스코 황금기의 정수를 온전히 담아낸 12인치 45rpm 바이닐의 명작입니다. 분당 45회전이라는 넉넉하고 정밀한 소릿골을 통해 뿜어져 나오는 아날로그 특유의 묵직한 베이스 라인과 화려한 브라스 편곡은 감상자를 단숨에 낭만의 플로어로 안내합니다. 세월이 흘러도 퇴색되지 않는 청춘의 환희와 생동감 넘치는 에너지를 고스란히 간직한 채, 단순한 댄스 컴필레이션을 넘어 한 시대를 풍미한 클럽 사운드의 역사적 숨결을 전해주는 기념비적인 음반입니다.</w:t>
       </w:r>
     </w:p>
     <w:p>
       <w:pPr>
-        <w:spacing w:line="312" w:lineRule="auto" w:after="120"/>
+        <w:spacing w:line="324" w:lineRule="auto" w:before="200" w:after="80"/>
       </w:pPr>
+      <w:r>
+        <w:rPr w:rFonts="맑은 고딕">
+          <w:rFonts w:ascii="맑은 고딕" w:hAnsi="맑은 고딕" w:eastAsia="맑은 고딕"/>
+          <w:b/>
+          <w:color w:val="1E3A8A"/>
+          <w:sz w:val="24"/>
+        </w:rPr>
+        <w:t>1. 음반 데이터</w:t>
+      </w:r>
+    </w:p>
+    <w:p>
+      <w:pPr>
+        <w:spacing w:line="324" w:lineRule="auto" w:after="80"/>
+      </w:pPr>
+      <w:r>
+        <w:rPr w:rFonts="맑은 고딕">
+          <w:rFonts w:ascii="맑은 고딕" w:hAnsi="맑은 고딕" w:eastAsia="맑은 고딕"/>
+          <w:b w:val="0"/>
+          <w:color w:val="6B7280"/>
+          <w:sz w:val="21"/>
+        </w:rPr>
+        <w:t xml:space="preserve">· </w:t>
+      </w:r>
+      <w:r>
+        <w:rPr w:rFonts="맑은 고딕">
+          <w:rFonts w:ascii="맑은 고딕" w:hAnsi="맑은 고딕" w:eastAsia="맑은 고딕"/>
+          <w:b/>
+          <w:color w:val="1F2937"/>
+          <w:sz w:val="21"/>
+        </w:rPr>
+        <w:t xml:space="preserve">앨범명: </w:t>
+      </w:r>
       <w:r>
         <w:rPr w:rFonts="맑은 고딕">
           <w:rFonts w:ascii="맑은 고딕" w:hAnsi="맑은 고딕" w:eastAsia="맑은 고딕"/>
           <w:b w:val="0"/>
           <w:sz w:val="21"/>
         </w:rPr>
-        <w:t>음악적으로 이 앨범은 풍성한 필라델피아 소울(Philly Soul) 기반의 오케스트레이션과 박진감 넘치는 펑키(Funky)한 베이스라인, 그리고 화려한 브라스 세션이 어우러져 극상의 그루브를 만들어냅니다. 특히 45회전 특유의 높은 회전수 덕분에 저음역대의 타격감과 고음역대의 선명한 현악 선율이 뭉개짐 없이 선명하게 살아나며, 당시 클럽 댄스플로어의 열기와 생동감을 거실 안으로 그대로 재현해 냅니다.</w:t>
+        <w:t>Disco Mix vol.2 /45rpm</w:t>
       </w:r>
     </w:p>
     <w:p>
       <w:pPr>
-        <w:spacing w:line="312" w:lineRule="auto" w:after="120"/>
+        <w:spacing w:line="324" w:lineRule="auto" w:after="80"/>
       </w:pPr>
+      <w:r>
+        <w:rPr w:rFonts="맑은 고딕">
+          <w:rFonts w:ascii="맑은 고딕" w:hAnsi="맑은 고딕" w:eastAsia="맑은 고딕"/>
+          <w:b w:val="0"/>
+          <w:color w:val="6B7280"/>
+          <w:sz w:val="21"/>
+        </w:rPr>
+        <w:t xml:space="preserve">· </w:t>
+      </w:r>
+      <w:r>
+        <w:rPr w:rFonts="맑은 고딕">
+          <w:rFonts w:ascii="맑은 고딕" w:hAnsi="맑은 고딕" w:eastAsia="맑은 고딕"/>
+          <w:b/>
+          <w:color w:val="1F2937"/>
+          <w:sz w:val="21"/>
+        </w:rPr>
+        <w:t xml:space="preserve">아티스트: </w:t>
+      </w:r>
       <w:r>
         <w:rPr w:rFonts="맑은 고딕">
           <w:rFonts w:ascii="맑은 고딕" w:hAnsi="맑은 고딕" w:eastAsia="맑은 고딕"/>
           <w:b w:val="0"/>
           <w:sz w:val="21"/>
         </w:rPr>
-        <w:t>수록곡들을 살펴보면 디스코 디바 로레타 홀로웨이(Loleatta Holloway)의 폭발적인 가창력이 돋보이는 "Love Sensation"을 비롯하여, 오케스트라 디스코의 대명사 살소울 오케스트라의 "Run Away" 등 시대를 풍미한 명곡들이 롱 버전(Extended Mix)으로 실려 있습니다. DJ들이 곡과 곡을 자연스럽게 이어갈 수 있도록 구성된 기다란 비트 브레이크다운과 몰입감 넘치는 편곡은 오늘날 들어도 전혀 손색이 없을 만큼 세련된 감각을 자랑합니다.</w:t>
+        <w:t>Disco Mix vol.2 (디스코 믹스 vol.2)</w:t>
       </w:r>
     </w:p>
     <w:p>
       <w:pPr>
-        <w:spacing w:line="312" w:lineRule="auto" w:after="120"/>
+        <w:spacing w:line="324" w:lineRule="auto" w:after="80"/>
       </w:pPr>
+      <w:r>
+        <w:rPr w:rFonts="맑은 고딕">
+          <w:rFonts w:ascii="맑은 고딕" w:hAnsi="맑은 고딕" w:eastAsia="맑은 고딕"/>
+          <w:b w:val="0"/>
+          <w:color w:val="6B7280"/>
+          <w:sz w:val="21"/>
+        </w:rPr>
+        <w:t xml:space="preserve">· </w:t>
+      </w:r>
+      <w:r>
+        <w:rPr w:rFonts="맑은 고딕">
+          <w:rFonts w:ascii="맑은 고딕" w:hAnsi="맑은 고딕" w:eastAsia="맑은 고딕"/>
+          <w:b/>
+          <w:color w:val="1F2937"/>
+          <w:sz w:val="21"/>
+        </w:rPr>
+        <w:t xml:space="preserve">발매 정보: </w:t>
+      </w:r>
       <w:r>
         <w:rPr w:rFonts="맑은 고딕">
           <w:rFonts w:ascii="맑은 고딕" w:hAnsi="맑은 고딕" w:eastAsia="맑은 고딕"/>
           <w:b w:val="0"/>
           <w:sz w:val="21"/>
         </w:rPr>
-        <w:t>《Disco Mix vol.2 /45rpm》은 단순한 추억의 댄스음악 모음집을 넘어, 아날로그 레코드 기술이 도달했던 화려한 음향적 성취와 70년대 디스코 문화의 정통성을 동시에 증명하는 사료적 가치를 지닙니다. 아날로그 LP 특유의 따뜻하면서도 힘 있는 사운드를 선호하는 리스너와 댄스 뮤직의 뿌리를 탐구하고자 하는 음악 애호가 모두에게 깊은 감동과 흥겨움을 선사할 명반입니다.</w:t>
+        <w:t>1970년대 후반부터 1980년대 초에 걸쳐 전 세계 클럽과 DJ 씬을 겨냥해 제작된 고음질 12인치 맥시 싱글(Maxi-Single) 규격의 스페셜 믹스 음반으로, 다이내믹한 사운드 재생을 위해 정교하게 마스터링되어 발매되었습니다.</w:t>
+      </w:r>
+    </w:p>
+    <w:p>
+      <w:pPr>
+        <w:spacing w:line="324" w:lineRule="auto" w:after="80"/>
+      </w:pPr>
+      <w:r>
+        <w:rPr w:rFonts="맑은 고딕">
+          <w:rFonts w:ascii="맑은 고딕" w:hAnsi="맑은 고딕" w:eastAsia="맑은 고딕"/>
+          <w:b w:val="0"/>
+          <w:color w:val="6B7280"/>
+          <w:sz w:val="21"/>
+        </w:rPr>
+        <w:t xml:space="preserve">· </w:t>
+      </w:r>
+      <w:r>
+        <w:rPr w:rFonts="맑은 고딕">
+          <w:rFonts w:ascii="맑은 고딕" w:hAnsi="맑은 고딕" w:eastAsia="맑은 고딕"/>
+          <w:b/>
+          <w:color w:val="1F2937"/>
+          <w:sz w:val="21"/>
+        </w:rPr>
+        <w:t xml:space="preserve">LP 인기도(판매량): </w:t>
+      </w:r>
+      <w:r>
+        <w:rPr w:rFonts="맑은 고딕">
+          <w:rFonts w:ascii="맑은 고딕" w:hAnsi="맑은 고딕" w:eastAsia="맑은 고딕"/>
+          <w:b w:val="0"/>
+          <w:sz w:val="21"/>
+        </w:rPr>
+        <w:t>당대 트렌드에 민감했던 클럽 DJ들과 음악 애호가들 사이에서 필청 음반으로 입소문을 타며 큰 인기를 누렸고, 댄스 팝 컴필레이션 바이닐 시장에서 꾸준한 스테디셀러로 사랑받았습니다.</w:t>
+      </w:r>
+    </w:p>
+    <w:p>
+      <w:pPr>
+        <w:spacing w:line="324" w:lineRule="auto" w:after="80"/>
+      </w:pPr>
+      <w:r>
+        <w:rPr w:rFonts="맑은 고딕">
+          <w:rFonts w:ascii="맑은 고딕" w:hAnsi="맑은 고딕" w:eastAsia="맑은 고딕"/>
+          <w:b w:val="0"/>
+          <w:color w:val="6B7280"/>
+          <w:sz w:val="21"/>
+        </w:rPr>
+        <w:t xml:space="preserve">· </w:t>
+      </w:r>
+      <w:r>
+        <w:rPr w:rFonts="맑은 고딕">
+          <w:rFonts w:ascii="맑은 고딕" w:hAnsi="맑은 고딕" w:eastAsia="맑은 고딕"/>
+          <w:b/>
+          <w:color w:val="1F2937"/>
+          <w:sz w:val="21"/>
+        </w:rPr>
+        <w:t xml:space="preserve">각종 수상경력: </w:t>
+      </w:r>
+      <w:r>
+        <w:rPr w:rFonts="맑은 고딕">
+          <w:rFonts w:ascii="맑은 고딕" w:hAnsi="맑은 고딕" w:eastAsia="맑은 고딕"/>
+          <w:b w:val="0"/>
+          <w:sz w:val="21"/>
+        </w:rPr>
+        <w:t>제도권의 정형화된 트로피를 넘어, 밤의 문화를 선도했던 수많은 언더그라운드 댄스홀과 오디오 애호가들의 손끝에서 진정한 명반으로 공인받으며 시대를 대표하는 믹스 바이닐로서 확고한 권위를 확립했습니다.</w:t>
+      </w:r>
+    </w:p>
+    <w:p>
+      <w:pPr>
+        <w:spacing w:line="324" w:lineRule="auto" w:before="200" w:after="80"/>
+      </w:pPr>
+      <w:r>
+        <w:rPr w:rFonts="맑은 고딕">
+          <w:rFonts w:ascii="맑은 고딕" w:hAnsi="맑은 고딕" w:eastAsia="맑은 고딕"/>
+          <w:b/>
+          <w:color w:val="1E3A8A"/>
+          <w:sz w:val="24"/>
+        </w:rPr>
+        <w:t>2. 아티스트 정보</w:t>
+      </w:r>
+    </w:p>
+    <w:p>
+      <w:pPr>
+        <w:spacing w:line="324" w:lineRule="auto" w:after="80"/>
+      </w:pPr>
+      <w:r>
+        <w:rPr w:rFonts="맑은 고딕">
+          <w:rFonts w:ascii="맑은 고딕" w:hAnsi="맑은 고딕" w:eastAsia="맑은 고딕"/>
+          <w:b w:val="0"/>
+          <w:color w:val="6B7280"/>
+          <w:sz w:val="21"/>
+        </w:rPr>
+        <w:t xml:space="preserve">· </w:t>
+      </w:r>
+      <w:r>
+        <w:rPr w:rFonts="맑은 고딕">
+          <w:rFonts w:ascii="맑은 고딕" w:hAnsi="맑은 고딕" w:eastAsia="맑은 고딕"/>
+          <w:b/>
+          <w:color w:val="1F2937"/>
+          <w:sz w:val="21"/>
+        </w:rPr>
+        <w:t xml:space="preserve">국적: </w:t>
+      </w:r>
+      <w:r>
+        <w:rPr w:rFonts="맑은 고딕">
+          <w:rFonts w:ascii="맑은 고딕" w:hAnsi="맑은 고딕" w:eastAsia="맑은 고딕"/>
+          <w:b w:val="0"/>
+          <w:sz w:val="21"/>
+        </w:rPr>
+        <w:t>다국적 (인터내셔널 디스코 프로젝트)</w:t>
+      </w:r>
+    </w:p>
+    <w:p>
+      <w:pPr>
+        <w:spacing w:line="324" w:lineRule="auto" w:after="80"/>
+      </w:pPr>
+      <w:r>
+        <w:rPr w:rFonts="맑은 고딕">
+          <w:rFonts w:ascii="맑은 고딕" w:hAnsi="맑은 고딕" w:eastAsia="맑은 고딕"/>
+          <w:b w:val="0"/>
+          <w:color w:val="6B7280"/>
+          <w:sz w:val="21"/>
+        </w:rPr>
+        <w:t xml:space="preserve">· </w:t>
+      </w:r>
+      <w:r>
+        <w:rPr w:rFonts="맑은 고딕">
+          <w:rFonts w:ascii="맑은 고딕" w:hAnsi="맑은 고딕" w:eastAsia="맑은 고딕"/>
+          <w:b/>
+          <w:color w:val="1F2937"/>
+          <w:sz w:val="21"/>
+        </w:rPr>
+        <w:t xml:space="preserve">생몰년도: </w:t>
+      </w:r>
+      <w:r>
+        <w:rPr w:rFonts="맑은 고딕">
+          <w:rFonts w:ascii="맑은 고딕" w:hAnsi="맑은 고딕" w:eastAsia="맑은 고딕"/>
+          <w:b w:val="0"/>
+          <w:sz w:val="21"/>
+        </w:rPr>
+        <w:t>1970년대 후반 결성 및 활동</w:t>
+      </w:r>
+    </w:p>
+    <w:p>
+      <w:pPr>
+        <w:spacing w:line="324" w:lineRule="auto" w:after="80"/>
+      </w:pPr>
+      <w:r>
+        <w:rPr w:rFonts="맑은 고딕">
+          <w:rFonts w:ascii="맑은 고딕" w:hAnsi="맑은 고딕" w:eastAsia="맑은 고딕"/>
+          <w:b w:val="0"/>
+          <w:color w:val="6B7280"/>
+          <w:sz w:val="21"/>
+        </w:rPr>
+        <w:t xml:space="preserve">· </w:t>
+      </w:r>
+      <w:r>
+        <w:rPr w:rFonts="맑은 고딕">
+          <w:rFonts w:ascii="맑은 고딕" w:hAnsi="맑은 고딕" w:eastAsia="맑은 고딕"/>
+          <w:b/>
+          <w:color w:val="1F2937"/>
+          <w:sz w:val="21"/>
+        </w:rPr>
+        <w:t xml:space="preserve">그룹 소속: </w:t>
+      </w:r>
+      <w:r>
+        <w:rPr w:rFonts="맑은 고딕">
+          <w:rFonts w:ascii="맑은 고딕" w:hAnsi="맑은 고딕" w:eastAsia="맑은 고딕"/>
+          <w:b w:val="0"/>
+          <w:sz w:val="21"/>
+        </w:rPr>
+        <w:t>컴필레이션 프로젝트 / 스튜디오 세션 믹스 그룹</w:t>
+      </w:r>
+    </w:p>
+    <w:p>
+      <w:pPr>
+        <w:spacing w:line="324" w:lineRule="auto" w:after="80"/>
+      </w:pPr>
+      <w:r>
+        <w:rPr w:rFonts="맑은 고딕">
+          <w:rFonts w:ascii="맑은 고딕" w:hAnsi="맑은 고딕" w:eastAsia="맑은 고딕"/>
+          <w:b w:val="0"/>
+          <w:color w:val="6B7280"/>
+          <w:sz w:val="21"/>
+        </w:rPr>
+        <w:t xml:space="preserve">· </w:t>
+      </w:r>
+      <w:r>
+        <w:rPr w:rFonts="맑은 고딕">
+          <w:rFonts w:ascii="맑은 고딕" w:hAnsi="맑은 고딕" w:eastAsia="맑은 고딕"/>
+          <w:b/>
+          <w:color w:val="1F2937"/>
+          <w:sz w:val="21"/>
+        </w:rPr>
+        <w:t xml:space="preserve">아티스트 소개: </w:t>
+      </w:r>
+      <w:r>
+        <w:rPr w:rFonts="맑은 고딕">
+          <w:rFonts w:ascii="맑은 고딕" w:hAnsi="맑은 고딕" w:eastAsia="맑은 고딕"/>
+          <w:b w:val="0"/>
+          <w:sz w:val="21"/>
+        </w:rPr>
+        <w:t>디스코 전성기 최고의 기량을 자랑하던 프로듀서들과 감각적인 스튜디오 세션 연주자들이 결합하여 탄생시킨 프로젝트입니다. 훵크(Funk), 소울, 유로 디스코의 매력적인 선율을 독창적인 비트 매칭 기법으로 재해석하여 대중음악의 지평을 댄스 플로어로 확장하는 데 결정적인 역할을 하였습니다.</w:t>
+      </w:r>
+    </w:p>
+    <w:p>
+      <w:pPr>
+        <w:spacing w:line="324" w:lineRule="auto" w:before="200" w:after="80"/>
+      </w:pPr>
+      <w:r>
+        <w:rPr w:rFonts="맑은 고딕">
+          <w:rFonts w:ascii="맑은 고딕" w:hAnsi="맑은 고딕" w:eastAsia="맑은 고딕"/>
+          <w:b/>
+          <w:color w:val="1E3A8A"/>
+          <w:sz w:val="24"/>
+        </w:rPr>
+        <w:t>3. 음반 상세 분석</w:t>
+      </w:r>
+    </w:p>
+    <w:p>
+      <w:pPr>
+        <w:spacing w:line="324" w:lineRule="auto" w:after="80"/>
+      </w:pPr>
+      <w:r>
+        <w:rPr w:rFonts="맑은 고딕">
+          <w:rFonts w:ascii="맑은 고딕" w:hAnsi="맑은 고딕" w:eastAsia="맑은 고딕"/>
+          <w:b w:val="0"/>
+          <w:color w:val="6B7280"/>
+          <w:sz w:val="21"/>
+        </w:rPr>
+        <w:t xml:space="preserve">· </w:t>
+      </w:r>
+      <w:r>
+        <w:rPr w:rFonts="맑은 고딕">
+          <w:rFonts w:ascii="맑은 고딕" w:hAnsi="맑은 고딕" w:eastAsia="맑은 고딕"/>
+          <w:b/>
+          <w:color w:val="1F2937"/>
+          <w:sz w:val="21"/>
+        </w:rPr>
+        <w:t xml:space="preserve">역사적 위치: </w:t>
+      </w:r>
+      <w:r>
+        <w:rPr w:rFonts="맑은 고딕">
+          <w:rFonts w:ascii="맑은 고딕" w:hAnsi="맑은 고딕" w:eastAsia="맑은 고딕"/>
+          <w:b w:val="0"/>
+          <w:sz w:val="21"/>
+        </w:rPr>
+        <w:t>표준 33⅓rpm 앨범에 비해 회전 속도가 빠른 45rpm 12인치 포맷은 넓은 홈 간격을 바탕으로 비약적인 다이내믹 레인지와 강력한 음압을 선사합니다. 본 음반은 디스코 음악이 단순한 소비성 유행가가 아니라 아날로그 음향 기술의 한계를 시험하고 오디오적 쾌감을 극대화한 예술적 산물이었음을 웅변하는 소중한 이정표입니다.</w:t>
+      </w:r>
+    </w:p>
+    <w:p>
+      <w:pPr>
+        <w:spacing w:line="324" w:lineRule="auto" w:after="80"/>
+      </w:pPr>
+      <w:r>
+        <w:rPr w:rFonts="맑은 고딕">
+          <w:rFonts w:ascii="맑은 고딕" w:hAnsi="맑은 고딕" w:eastAsia="맑은 고딕"/>
+          <w:b w:val="0"/>
+          <w:color w:val="6B7280"/>
+          <w:sz w:val="21"/>
+        </w:rPr>
+        <w:t xml:space="preserve">· </w:t>
+      </w:r>
+      <w:r>
+        <w:rPr w:rFonts="맑은 고딕">
+          <w:rFonts w:ascii="맑은 고딕" w:hAnsi="맑은 고딕" w:eastAsia="맑은 고딕"/>
+          <w:b/>
+          <w:color w:val="1F2937"/>
+          <w:sz w:val="21"/>
+        </w:rPr>
+        <w:t xml:space="preserve">시대의 흔적(스토리텔링): </w:t>
+      </w:r>
+      <w:r>
+        <w:rPr w:rFonts="맑은 고딕">
+          <w:rFonts w:ascii="맑은 고딕" w:hAnsi="맑은 고딕" w:eastAsia="맑은 고딕"/>
+          <w:b w:val="0"/>
+          <w:sz w:val="21"/>
+        </w:rPr>
+        <w:t>눈부신 미러볼 아래 모여 고단한 일상을 털어내고 자유를 노래하던 청춘들의 눈부신 초상이 고스란히 새겨져 있습니다. 심장을 울리는 드럼 킥과 감미로운 신시사이저 선율은 그 시절 롤러스케이트장과 디스코텍을 가득 메웠던 설렘과 낭만적인 공기를 마법처럼 환기합니다.</w:t>
+      </w:r>
+    </w:p>
+    <w:p>
+      <w:pPr>
+        <w:spacing w:line="324" w:lineRule="auto" w:before="200" w:after="80"/>
+      </w:pPr>
+      <w:r>
+        <w:rPr w:rFonts="맑은 고딕">
+          <w:rFonts w:ascii="맑은 고딕" w:hAnsi="맑은 고딕" w:eastAsia="맑은 고딕"/>
+          <w:b/>
+          <w:color w:val="1E3A8A"/>
+          <w:sz w:val="24"/>
+        </w:rPr>
+        <w:t>4. 주요 수록곡 및 감상 제언</w:t>
+      </w:r>
+    </w:p>
+    <w:p>
+      <w:pPr>
+        <w:spacing w:line="324" w:lineRule="auto" w:after="80"/>
+      </w:pPr>
+      <w:r>
+        <w:rPr w:rFonts="맑은 고딕">
+          <w:rFonts w:ascii="맑은 고딕" w:hAnsi="맑은 고딕" w:eastAsia="맑은 고딕"/>
+          <w:b w:val="0"/>
+          <w:color w:val="6B7280"/>
+          <w:sz w:val="21"/>
+        </w:rPr>
+        <w:t xml:space="preserve">· </w:t>
+      </w:r>
+      <w:r>
+        <w:rPr w:rFonts="맑은 고딕">
+          <w:rFonts w:ascii="맑은 고딕" w:hAnsi="맑은 고딕" w:eastAsia="맑은 고딕"/>
+          <w:b/>
+          <w:color w:val="1F2937"/>
+          <w:sz w:val="21"/>
+        </w:rPr>
+        <w:t xml:space="preserve">주요 수록곡 특징: </w:t>
+      </w:r>
+      <w:r>
+        <w:rPr w:rFonts="맑은 고딕">
+          <w:rFonts w:ascii="맑은 고딕" w:hAnsi="맑은 고딕" w:eastAsia="맑은 고딕"/>
+          <w:b w:val="0"/>
+          <w:sz w:val="21"/>
+        </w:rPr>
+        <w:t>쉼 없이 이어지는 논스톱 믹싱의 유려한 흐름과 탄력 넘치는 베이스 슬랩, 화려하게 비상하는 스트링 오케스트레이션이 완벽한 조화를 이룹니다. 리듬의 질주감 속에서도 서정적인 멜로디 라인을 잃지 않아 댄서블하면서도 깊은 음악적 감흥을 안겨줍니다.</w:t>
+      </w:r>
+    </w:p>
+    <w:p>
+      <w:pPr>
+        <w:spacing w:line="324" w:lineRule="auto" w:after="80"/>
+      </w:pPr>
+      <w:r>
+        <w:rPr w:rFonts="맑은 고딕">
+          <w:rFonts w:ascii="맑은 고딕" w:hAnsi="맑은 고딕" w:eastAsia="맑은 고딕"/>
+          <w:b w:val="0"/>
+          <w:color w:val="6B7280"/>
+          <w:sz w:val="21"/>
+        </w:rPr>
+        <w:t xml:space="preserve">· </w:t>
+      </w:r>
+      <w:r>
+        <w:rPr w:rFonts="맑은 고딕">
+          <w:rFonts w:ascii="맑은 고딕" w:hAnsi="맑은 고딕" w:eastAsia="맑은 고딕"/>
+          <w:b/>
+          <w:color w:val="1F2937"/>
+          <w:sz w:val="21"/>
+        </w:rPr>
+        <w:t xml:space="preserve">빈티지 감상 제언: </w:t>
+      </w:r>
+      <w:r>
+        <w:rPr w:rFonts="맑은 고딕">
+          <w:rFonts w:ascii="맑은 고딕" w:hAnsi="맑은 고딕" w:eastAsia="맑은 고딕"/>
+          <w:b w:val="0"/>
+          <w:sz w:val="21"/>
+        </w:rPr>
+        <w:t>45회전 특유의 탁월한 주파수 대역과 묵직한 타격감을 온전히 느끼기 위해 다이내믹 특성이 뛰어난 MM/MC 카트리지와 진공관 앰프 시스템의 매칭을 권합니다. 턴테이블 바늘을 타고 거실 가득 피어오르는 벨벳 같은 저음과 따뜻한 질감의 브라스 사운드는 청취 공간을 단숨에 고급스러운 빈티지 라운지로 탈바꿈시킬 것입니다.</w:t>
+      </w:r>
+    </w:p>
+    <w:p>
+      <w:pPr>
+        <w:spacing w:line="324" w:lineRule="auto" w:after="80"/>
+      </w:pPr>
+      <w:r>
+        <w:rPr w:rFonts="맑은 고딕">
+          <w:rFonts w:ascii="맑은 고딕" w:hAnsi="맑은 고딕" w:eastAsia="맑은 고딕"/>
+          <w:b w:val="0"/>
+          <w:color w:val="6B7280"/>
+          <w:sz w:val="21"/>
+        </w:rPr>
+        <w:t xml:space="preserve">· </w:t>
+      </w:r>
+      <w:r>
+        <w:rPr w:rFonts="맑은 고딕">
+          <w:rFonts w:ascii="맑은 고딕" w:hAnsi="맑은 고딕" w:eastAsia="맑은 고딕"/>
+          <w:b/>
+          <w:color w:val="1F2937"/>
+          <w:sz w:val="21"/>
+        </w:rPr>
+        <w:t xml:space="preserve">소장 가치: </w:t>
+      </w:r>
+      <w:r>
+        <w:rPr w:rFonts="맑은 고딕">
+          <w:rFonts w:ascii="맑은 고딕" w:hAnsi="맑은 고딕" w:eastAsia="맑은 고딕"/>
+          <w:b w:val="0"/>
+          <w:sz w:val="21"/>
+        </w:rPr>
+        <w:t>뛰어난 음질을 지향하는 12인치 45rpm 디스코 믹스 바이닐은 시간이 흐를수록 원판의 보존 상태에 따라 희소 가치가 비약적으로 상승하는 컬렉터스 아이템입니다. 아날로그 클럽 문화의 정점을 최상의 음질로 소유할 수 있다는 점에서 바이닐 애호가라면 반드시 서열장에 올려두어야 할 가치가 있습니다.</w:t>
+      </w:r>
+    </w:p>
+    <w:p>
+      <w:pPr>
+        <w:spacing w:line="324" w:lineRule="auto" w:after="120" w:before="160"/>
+      </w:pPr>
+      <w:r>
+        <w:rPr w:rFonts="맑은 고딕">
+          <w:rFonts w:ascii="맑은 고딕" w:hAnsi="맑은 고딕" w:eastAsia="맑은 고딕"/>
+          <w:b/>
+          <w:color w:val="4338CA"/>
+          <w:sz w:val="21"/>
+        </w:rPr>
+        <w:t>이 음반을 통해 45회전의 유려한 그루브 속에서 찬란하게 피어난 디스코 황금기의 뜨거운 박동과 아날로그 사운드가 전해주는 감동을 다시 한번 경험해 보시는 것은 어떨까요?</w:t>
       </w:r>
     </w:p>
     <w:sectPr>
       <w:pgSz w:w="12240" w:h="15840"/>
-      <w:pgMar w:top="1440" w:right="1440" w:bottom="1440" w:left="1440" w:header="720" w:footer="720" w:gutter="0"/>
+      <w:pgMar w:top="1152" w:right="1296" w:bottom="1152" w:left="1296" w:header="720" w:footer="720" w:gutter="0"/>
       <w:cols w:space="720"/>
       <w:docGrid w:linePitch="360"/>
     </w:sectPr>

--- a/word_reports/LP_0408_위치_487_Disco Mix vol.2_Disco Mix.docx
+++ b/word_reports/LP_0408_위치_487_Disco Mix vol.2_Disco Mix.docx
@@ -13,7 +13,7 @@
           <w:color w:val="1E3A8A"/>
           <w:sz w:val="30"/>
         </w:rPr>
-        <w:t>Disco Mix vol.2 (디스코 믹스 vol.2) - Disco Mix vol.2 /45rpm</w:t>
+        <w:t>Various Artists - Euro Hits</w:t>
       </w:r>
     </w:p>
     <w:p>
@@ -32,7 +32,7 @@
     </w:p>
     <w:p>
       <w:pPr>
-        <w:spacing w:line="324" w:lineRule="auto" w:before="80" w:after="160"/>
+        <w:spacing w:line="324" w:lineRule="auto" w:before="80" w:after="120"/>
       </w:pPr>
       <w:r>
         <w:rPr w:rFonts="맑은 고딕">
@@ -42,13 +42,6 @@
           <w:sz w:val="22"/>
         </w:rPr>
         <w:t xml:space="preserve">[음반 소개] </w:t>
-      </w:r>
-      <w:r>
-        <w:rPr w:rFonts="맑은 고딕">
-          <w:rFonts w:ascii="맑은 고딕" w:hAnsi="맑은 고딕" w:eastAsia="맑은 고딕"/>
-          <w:b w:val="0"/>
-          <w:sz w:val="21"/>
-        </w:rPr>
       </w:r>
     </w:p>
     <w:p>
@@ -61,7 +54,20 @@
           <w:b w:val="0"/>
           <w:sz w:val="21"/>
         </w:rPr>
-        <w:t>1970년대 후반과 80년대 초반, 전 세계의 밤을 찬란한 빛과 열기로 물들였던 디스코 황금기의 정수를 온전히 담아낸 12인치 45rpm 바이닐의 명작입니다. 분당 45회전이라는 넉넉하고 정밀한 소릿골을 통해 뿜어져 나오는 아날로그 특유의 묵직한 베이스 라인과 화려한 브라스 편곡은 감상자를 단숨에 낭만의 플로어로 안내합니다. 세월이 흘러도 퇴색되지 않는 청춘의 환희와 생동감 넘치는 에너지를 고스란히 간직한 채, 단순한 댄스 컴필레이션을 넘어 한 시대를 풍미한 클럽 사운드의 역사적 숨결을 전해주는 기념비적인 음반입니다.</w:t>
+        <w:t>유럽 전역을 들썩이게 만들었던 정통 유로비트와 팝 댄스의 찬란한 순간들을 엄선한 컴필레이션 음반입니다. 멜로디컬하면서도 속도감 넘치는 비트가 돋보이며, 80-90년대 유로 차트를 수놓았던 친숙한 명곡들이 연속해서 펼쳐집니다.</w:t>
+      </w:r>
+    </w:p>
+    <w:p>
+      <w:pPr>
+        <w:spacing w:line="324" w:lineRule="auto" w:after="120"/>
+      </w:pPr>
+      <w:r>
+        <w:rPr w:rFonts="맑은 고딕">
+          <w:rFonts w:ascii="맑은 고딕" w:hAnsi="맑은 고딕" w:eastAsia="맑은 고딕"/>
+          <w:b w:val="0"/>
+          <w:sz w:val="21"/>
+        </w:rPr>
+        <w:t>각 트랙마다 당시 유럽 각국의 독창적인 음악적 색채와 세련된 사운드 엔지니어링이 반영되어 있어 듣는 재미를 더합니다. 거실을 흥겨운 음악의 공간으로 바꾸어 주는 매력적인 아날로그 컬렉션입니다.</w:t>
       </w:r>
     </w:p>
     <w:p>
@@ -106,7 +112,7 @@
           <w:b w:val="0"/>
           <w:sz w:val="21"/>
         </w:rPr>
-        <w:t>Disco Mix vol.2 /45rpm</w:t>
+        <w:t>Euro Hits</w:t>
       </w:r>
     </w:p>
     <w:p>
@@ -137,7 +143,7 @@
           <w:b w:val="0"/>
           <w:sz w:val="21"/>
         </w:rPr>
-        <w:t>Disco Mix vol.2 (디스코 믹스 vol.2)</w:t>
+        <w:t>Various Artists</w:t>
       </w:r>
     </w:p>
     <w:p>
@@ -168,7 +174,7 @@
           <w:b w:val="0"/>
           <w:sz w:val="21"/>
         </w:rPr>
-        <w:t>1970년대 후반부터 1980년대 초에 걸쳐 전 세계 클럽과 DJ 씬을 겨냥해 제작된 고음질 12인치 맥시 싱글(Maxi-Single) 규격의 스페셜 믹스 음반으로, 다이내믹한 사운드 재생을 위해 정교하게 마스터링되어 발매되었습니다.</w:t>
+        <w:t>1990년대 초반 발매된 유럽 댄스 히트 옴니버스 LP</w:t>
       </w:r>
     </w:p>
     <w:p>
@@ -199,7 +205,7 @@
           <w:b w:val="0"/>
           <w:sz w:val="21"/>
         </w:rPr>
-        <w:t>당대 트렌드에 민감했던 클럽 DJ들과 음악 애호가들 사이에서 필청 음반으로 입소문을 타며 큰 인기를 누렸고, 댄스 팝 컴필레이션 바이닐 시장에서 꾸준한 스테디셀러로 사랑받았습니다.</w:t>
+        <w:t>유럽 및 국내 팝 팬들 사이에서 꾸준히 사랑받은 스테디셀러</w:t>
       </w:r>
     </w:p>
     <w:p>
@@ -230,7 +236,7 @@
           <w:b w:val="0"/>
           <w:sz w:val="21"/>
         </w:rPr>
-        <w:t>제도권의 정형화된 트로피를 넘어, 밤의 문화를 선도했던 수많은 언더그라운드 댄스홀과 오디오 애호가들의 손끝에서 진정한 명반으로 공인받으며 시대를 대표하는 믹스 바이닐로서 확고한 권위를 확립했습니다.</w:t>
+        <w:t>유로 댄스 차트 히트곡 엄선 수록</w:t>
       </w:r>
     </w:p>
     <w:p>
@@ -275,7 +281,7 @@
           <w:b w:val="0"/>
           <w:sz w:val="21"/>
         </w:rPr>
-        <w:t>다국적 (인터내셔널 디스코 프로젝트)</w:t>
+        <w:t>유럽 연합</w:t>
       </w:r>
     </w:p>
     <w:p>
@@ -306,7 +312,7 @@
           <w:b w:val="0"/>
           <w:sz w:val="21"/>
         </w:rPr>
-        <w:t>1970년대 후반 결성 및 활동</w:t>
+        <w:t>1990년대</w:t>
       </w:r>
     </w:p>
     <w:p>
@@ -337,7 +343,7 @@
           <w:b w:val="0"/>
           <w:sz w:val="21"/>
         </w:rPr>
-        <w:t>컴필레이션 프로젝트 / 스튜디오 세션 믹스 그룹</w:t>
+        <w:t>옴니버스</w:t>
       </w:r>
     </w:p>
     <w:p>
@@ -368,7 +374,7 @@
           <w:b w:val="0"/>
           <w:sz w:val="21"/>
         </w:rPr>
-        <w:t>디스코 전성기 최고의 기량을 자랑하던 프로듀서들과 감각적인 스튜디오 세션 연주자들이 결합하여 탄생시킨 프로젝트입니다. 훵크(Funk), 소울, 유로 디스코의 매력적인 선율을 독창적인 비트 매칭 기법으로 재해석하여 대중음악의 지평을 댄스 플로어로 확장하는 데 결정적인 역할을 하였습니다.</w:t>
+        <w:t>유로 댄스 음악의 황금기를 이끌었던 다양한 정상급 뮤지션들의 결집체입니다.</w:t>
       </w:r>
     </w:p>
     <w:p>
@@ -413,7 +419,7 @@
           <w:b w:val="0"/>
           <w:sz w:val="21"/>
         </w:rPr>
-        <w:t>표준 33⅓rpm 앨범에 비해 회전 속도가 빠른 45rpm 12인치 포맷은 넓은 홈 간격을 바탕으로 비약적인 다이내믹 레인지와 강력한 음압을 선사합니다. 본 음반은 디스코 음악이 단순한 소비성 유행가가 아니라 아날로그 음향 기술의 한계를 시험하고 오디오적 쾌감을 극대화한 예술적 산물이었음을 웅변하는 소중한 이정표입니다.</w:t>
+        <w:t>유로팝이 전 세계 대중음악에 미친 지대한 영향을 한눈에 확인할 수 있는 음반입니다.</w:t>
       </w:r>
     </w:p>
     <w:p>
@@ -444,7 +450,7 @@
           <w:b w:val="0"/>
           <w:sz w:val="21"/>
         </w:rPr>
-        <w:t>눈부신 미러볼 아래 모여 고단한 일상을 털어내고 자유를 노래하던 청춘들의 눈부신 초상이 고스란히 새겨져 있습니다. 심장을 울리는 드럼 킥과 감미로운 신시사이저 선율은 그 시절 롤러스케이트장과 디스코텍을 가득 메웠던 설렘과 낭만적인 공기를 마법처럼 환기합니다.</w:t>
+        <w:t>경쾌한 멜로디 속에 깃든 90년대 유럽의 낭만과 자유로움이 고스란히 담겨 있습니다.</w:t>
       </w:r>
     </w:p>
     <w:p>
@@ -489,7 +495,7 @@
           <w:b w:val="0"/>
           <w:sz w:val="21"/>
         </w:rPr>
-        <w:t>쉼 없이 이어지는 논스톱 믹싱의 유려한 흐름과 탄력 넘치는 베이스 슬랩, 화려하게 비상하는 스트링 오케스트레이션이 완벽한 조화를 이룹니다. 리듬의 질주감 속에서도 서정적인 멜로디 라인을 잃지 않아 댄서블하면서도 깊은 음악적 감흥을 안겨줍니다.</w:t>
+        <w:t>귀에 친숙한 훅과 질주하는 신디사이저가 압권인 유로 댄스 명곡들</w:t>
       </w:r>
     </w:p>
     <w:p>
@@ -520,7 +526,7 @@
           <w:b w:val="0"/>
           <w:sz w:val="21"/>
         </w:rPr>
-        <w:t>45회전 특유의 탁월한 주파수 대역과 묵직한 타격감을 온전히 느끼기 위해 다이내믹 특성이 뛰어난 MM/MC 카트리지와 진공관 앰프 시스템의 매칭을 권합니다. 턴테이블 바늘을 타고 거실 가득 피어오르는 벨벳 같은 저음과 따뜻한 질감의 브라스 사운드는 청취 공간을 단숨에 고급스러운 빈티지 라운지로 탈바꿈시킬 것입니다.</w:t>
+        <w:t>턴테이블 바늘을 타고 흐르는 맑고 명료한 고역과 따뜻한 저역이 기분 좋은 생동감을 선사합니다.</w:t>
       </w:r>
     </w:p>
     <w:p>
@@ -551,7 +557,7 @@
           <w:b w:val="0"/>
           <w:sz w:val="21"/>
         </w:rPr>
-        <w:t>뛰어난 음질을 지향하는 12인치 45rpm 디스코 믹스 바이닐은 시간이 흐를수록 원판의 보존 상태에 따라 희소 가치가 비약적으로 상승하는 컬렉터스 아이템입니다. 아날로그 클럽 문화의 정점을 최상의 음질로 소유할 수 있다는 점에서 바이닐 애호가라면 반드시 서열장에 올려두어야 할 가치가 있습니다.</w:t>
+        <w:t>언제 들어도 기분이 상쾌해지는 명곡들을 바이닐로 즐길 수 있는 소중한 음반입니다.</w:t>
       </w:r>
     </w:p>
     <w:p>
@@ -565,7 +571,7 @@
           <w:color w:val="4338CA"/>
           <w:sz w:val="21"/>
         </w:rPr>
-        <w:t>이 음반을 통해 45회전의 유려한 그루브 속에서 찬란하게 피어난 디스코 황금기의 뜨거운 박동과 아날로그 사운드가 전해주는 감동을 다시 한번 경험해 보시는 것은 어떨까요?</w:t>
+        <w:t>이 음반을 통해 아날로그가 전해주는 경쾌한 감동을 다시 한번 경험해 보시는 것은 어떨까요?</w:t>
       </w:r>
     </w:p>
     <w:sectPr>
